--- a/Knowledge/2-Science/2-Natural Science/Natural Science Collection.docx
+++ b/Knowledge/2-Science/2-Natural Science/Natural Science Collection.docx
@@ -10,6 +10,26 @@
         <w:t>Natural Science Collection</w:t>
       </w:r>
     </w:p>
+    <w:p>
+      <w:r>
+        <w:t xml:space="preserve">Data Path: Knowledge Folder -&gt; Knowledge Database -&gt; </w:t>
+      </w:r>
+      <w:r>
+        <w:t>Natural Topics</w:t>
+      </w:r>
+      <w:r>
+        <w:t xml:space="preserve"> Table</w:t>
+      </w:r>
+    </w:p>
+    <w:p>
+      <w:r>
+        <w:t xml:space="preserve">Last id recorded: </w:t>
+      </w:r>
+      <w:r>
+        <w:t>3</w:t>
+      </w:r>
+    </w:p>
+    <w:p/>
     <w:p>
       <w:pPr>
         <w:pStyle w:val="ListParagraph"/>
@@ -89,6 +109,13 @@
           <w:b/>
           <w:bCs/>
         </w:rPr>
+        <w:t xml:space="preserve">1: </w:t>
+      </w:r>
+      <w:r>
+        <w:rPr>
+          <w:b/>
+          <w:bCs/>
+        </w:rPr>
         <w:t>Wiki Source</w:t>
       </w:r>
       <w:r>
@@ -111,6 +138,13 @@
           <w:b/>
           <w:bCs/>
         </w:rPr>
+        <w:t xml:space="preserve">2: </w:t>
+      </w:r>
+      <w:r>
+        <w:rPr>
+          <w:b/>
+          <w:bCs/>
+        </w:rPr>
         <w:t>Wiki Source</w:t>
       </w:r>
       <w:r>
@@ -128,6 +162,13 @@
           <w:numId w:val="1"/>
         </w:numPr>
       </w:pPr>
+      <w:r>
+        <w:rPr>
+          <w:b/>
+          <w:bCs/>
+        </w:rPr>
+        <w:t xml:space="preserve">3: </w:t>
+      </w:r>
       <w:r>
         <w:rPr>
           <w:b/>
